--- a/01_《三人行》全24集全流程标杆成品库/05_核心人物一人一档/人物18_王伟之（王一漫父亲）.docx
+++ b/01_《三人行》全24集全流程标杆成品库/05_核心人物一人一档/人物18_王伟之（王一漫父亲）.docx
@@ -1089,85 +1089,6 @@
     </w:p>
     <w:p>
       <w:pPr>
-        <w:spacing w:before="160" w:after="80" w:line="384" w:lineRule="auto"/>
-        <w:jc w:val="left"/>
-      </w:pPr>
-      <w:r>
-        <w:rPr>
-          <w:rFonts w:ascii="Arial" w:hAnsi="Arial" w:eastAsia="黑体"/>
-          <w:b/>
-          <w:color w:val="141414"/>
-          <w:sz w:val="22"/>
-        </w:rPr>
-        <w:t>（附）本角色全剧登场场次、具体行动与核心台词逐集纪实（100%对齐定稿文学剧本）</w:t>
-      </w:r>
-    </w:p>
-    <w:p>
-      <w:pPr>
-        <w:spacing w:before="40" w:after="80" w:line="384" w:lineRule="auto"/>
-        <w:ind w:firstLine="400"/>
-        <w:jc w:val="left"/>
-      </w:pPr>
-      <w:r>
-        <w:rPr>
-          <w:rFonts w:ascii="Times New Roman" w:hAnsi="Times New Roman" w:eastAsia="宋体"/>
-          <w:b w:val="0"/>
-          <w:color w:val="141414"/>
-          <w:sz w:val="20"/>
-        </w:rPr>
-        <w:t>◆ EP05《回家》：【5-15　内　王一漫家别墅·玄关与客厅 — 夜】：情节与动作调度：飞霞湾欧式豪华别墅内，巨大的生态水族箱散发着幽冷的蓝光。王一漫轻手轻脚地推开厚重的深色入户木门，生怕发出半点声响，脱鞋后悄无声息地往楼梯方向走。身穿一袭米白色羊绒针织套装、佩戴圆润珍珠项链的母亲杨敏从开放式厨房料理台旁缓步走了出来。</w:t>
-      </w:r>
-    </w:p>
-    <w:p>
-      <w:pPr>
-        <w:spacing w:before="40" w:after="80" w:line="384" w:lineRule="auto"/>
-        <w:ind w:firstLine="400"/>
-        <w:jc w:val="left"/>
-      </w:pPr>
-      <w:r>
-        <w:rPr>
-          <w:rFonts w:ascii="Times New Roman" w:hAnsi="Times New Roman" w:eastAsia="宋体"/>
-          <w:b w:val="0"/>
-          <w:color w:val="141414"/>
-          <w:sz w:val="20"/>
-        </w:rPr>
-        <w:t>◆ EP06《暖雪》：【6-9　内　王一漫家别墅·客厅与二楼卫生间 — 日】：情节与动作调度：除夕白昼，飞霞湾王家别墅客厅大落地窗前，身穿米白麻花毛衣的王一漫双手高举着一张红色的镂空“福”字窗花紧贴在玻璃上，保持着姿势不敢乱动；身穿红色圆领针织衫、佩戴珍珠项链的母亲杨敏双手抱臂站在红木沙发后，侧头眯眼苛刻审视，抬起手指在空中微调比划着角度。　【6-14　内　王一漫家别墅·餐厅 — 夜】：情节与动作调度：王家别墅餐厅内，王一漫的父亲王伟之、母亲杨敏与舅舅、舅妈等一众亲戚举杯欢庆除夕。王一漫端着橙汁杯轻轻抿了一口，眼神不时飘向旁边的欧式座钟。 舅舅端着红酒杯笑呵呵地转向王一漫劝酒，杨敏迅速抬手拦住。 父亲王伟之放下筷子，拿出一家之主的威严训诫起来。 众人推杯换盏间，王一漫全程垂眸低头，抬头看了一眼座钟上方浮现的“荀未来返程 01:00:38”倒计时，端起水杯喝水掩饰焦急。父亲王伟之转头关切地看向女儿。 王伟之点了点头表示同意。；核心台词实录：王伟之：“我看啊，成年之后稍微喝点儿酒也行，有利于血液循环。不过别碰烟就行啊，还有那些垃圾食品，百害而无一利。” ／ 王伟之：“怎么了，漫漫？一晚上都没怎么听你说话。” ／ 王伟之：“没事吧？” ／ 王伟之：“行。” ／ 王伟之：“谢谢，谢谢姐夫。”　【6-15　外/内　雪夜街道与王一漫家二楼卧室 — 夜】：情节与动作调度：飞霞湾别墅餐厅内，座钟走过半点，舅舅转头向杨敏打听漫漫有没有对象，被王伟之正色打断：“哎，别瞎说啊，我们家漫漫不可能早恋！”杨敏挂念女儿，起身走上二楼推开王一漫卧室房门呼唤“漫漫，你好了吗”，却见房间空无一人，阳台栏杆上赫然系着打结垂向楼下的白色床单！　【6-17　内/外　除夕跨年群像空间与赵左右家卧室 — 深夜】：情节与动作调度：飞霞湾王家别墅餐厅内，二楼阳台窗外依然垂挂着那条打结的白色床单；母亲杨敏严厉地指责着，王一漫低着头一动不动地坐在餐桌旁。</w:t>
-      </w:r>
-    </w:p>
-    <w:p>
-      <w:pPr>
-        <w:spacing w:before="40" w:after="80" w:line="384" w:lineRule="auto"/>
-        <w:ind w:firstLine="400"/>
-        <w:jc w:val="left"/>
-      </w:pPr>
-      <w:r>
-        <w:rPr>
-          <w:rFonts w:ascii="Times New Roman" w:hAnsi="Times New Roman" w:eastAsia="宋体"/>
-          <w:b w:val="0"/>
-          <w:color w:val="141414"/>
-          <w:sz w:val="20"/>
-        </w:rPr>
-        <w:t>◆ EP14《继承》：【14-7　内　飞霞湾王一漫家卧室与罗爱文家豪宅客厅 — 夜】：情节与动作调度：夜晚，飞霞湾别墅王一漫的卧室内，王一漫独自坐在梳妆台前，对着镜子轻轻抚摸自己额头上的那颗小痘痘，眼神里带着一丝少女的忧虑。这时，母亲杨敏端着一盘切好的苹果推门走进卧室，来到梳妆台旁。</w:t>
-      </w:r>
-    </w:p>
-    <w:p>
-      <w:pPr>
-        <w:spacing w:before="40" w:after="80" w:line="384" w:lineRule="auto"/>
-        <w:ind w:firstLine="400"/>
-        <w:jc w:val="left"/>
-      </w:pPr>
-      <w:r>
-        <w:rPr>
-          <w:rFonts w:ascii="Times New Roman" w:hAnsi="Times New Roman" w:eastAsia="宋体"/>
-          <w:b w:val="0"/>
-          <w:color w:val="141414"/>
-          <w:sz w:val="20"/>
-        </w:rPr>
-        <w:t>◆ EP20《涉过夏天》：【20-6　内/外　5元自助快餐店·飞霞湾王一漫家餐厅与卧室阳台 — 日/夜】：情节与动作调度：当晚，飞霞湾王家豪宅餐厅内，心事重重的王一漫在切牛排时，刀叉在瓷盘上划出刺耳的“吱吱”声。父亲王伟之皱眉批评她没礼貌；母亲杨敏则冷着脸掏出摩托罗拉翻盖手机，点开一段王一漫在探店视频里双手捧着酱大骨大口啃肉的画面拍在餐桌上！ 王伟之连忙打圆场说“就是那些朋友在消费你，以后别跟他们玩就好了，吃饭”。一向顺从的王一漫却抬起头，轻声反驳了一句。 门外的杨敏透过门上毛玻璃看到女儿在砸阳台铁窗，吓得尖叫起来（“漫漫你干嘛呢！”）；闻声跑上楼的父亲王伟之急忙喊“你可别真把孩子逼疯了，赶紧拿钥匙去！”。 看着女儿颤抖的背影，一向强势专制的母亲杨敏终于流下滚烫的悔恨泪水，哭着连连点头：“拆……拆！”杨敏冲上前在沙发上紧紧抱住女儿痛哭道歉（“漫漫，吓死妈妈了，是妈妈错了！”），父亲王伟之也红着眼眶拍着母女俩的背：“没事就好了，以后只要女儿开心就好了。”</w:t>
-      </w:r>
-    </w:p>
-    <w:p>
-      <w:pPr>
         <w:spacing w:before="240" w:after="80" w:line="384" w:lineRule="auto"/>
         <w:jc w:val="left"/>
       </w:pPr>
@@ -1331,7 +1252,7 @@
           <w:color w:val="192D55"/>
           <w:sz w:val="25"/>
         </w:rPr>
-        <w:t>第六章　代表性经典台词金句全录与人物表演调度指南</w:t>
+        <w:t>第六章　代表性经典台词金句全录与人物表演调度指南（100%对齐定稿剧本原字原句）</w:t>
       </w:r>
     </w:p>
     <w:p>
@@ -1346,28 +1267,12 @@
           <w:color w:val="141414"/>
           <w:sz w:val="21"/>
         </w:rPr>
-        <w:t>• “大过年的，我回来吃顿饭还要听你数落是吧？”（EP06，除夕夜王伟之在别墅餐桌与杨敏争吵后摔门而去）</w:t>
+        <w:t>• “我看啊，成年之后稍微喝点儿酒也行，有利于血液循环。不过别碰烟就行啊，还有那些垃圾食品，百害而无一利。”（EP06第6-17场，除夕夜别墅家宴上王伟之习惯性端着一家之主架子说教）</w:t>
       </w:r>
     </w:p>
     <w:p>
       <w:pPr>
-        <w:spacing w:before="240" w:after="100" w:line="384" w:lineRule="auto"/>
-        <w:jc w:val="left"/>
-      </w:pPr>
-      <w:r>
-        <w:rPr>
-          <w:rFonts w:ascii="Arial" w:hAnsi="Arial" w:eastAsia="黑体"/>
-          <w:b/>
-          <w:color w:val="142850"/>
-          <w:sz w:val="26"/>
-        </w:rPr>
-        <w:t>六、全流程剧作功能定位、心理机制深度剖析与全剧出场台词精粹补遗</w:t>
-      </w:r>
-    </w:p>
-    <w:p>
-      <w:pPr>
-        <w:spacing w:before="60" w:after="100" w:line="384" w:lineRule="auto"/>
-        <w:ind w:firstLine="420"/>
+        <w:spacing w:before="40" w:after="80" w:line="384" w:lineRule="auto"/>
         <w:jc w:val="left"/>
       </w:pPr>
       <w:r>
@@ -1377,299 +1282,9 @@
           <w:color w:val="141414"/>
           <w:sz w:val="21"/>
         </w:rPr>
-        <w:t>【角色全流程剧作功能与“隐形富商父亲”的家庭结构症候】王伟之（王一漫父亲）代表了中国式优渥中产家庭中典型的“情感缺席型父亲”。他终日周旋于生意场与应酬电话之间，习惯用优渥的物质条件与敷衍的口头安抚替代真正的父女沟通，其长期缺位直接加剧了妻子杨敏的控制狂焦虑与女儿王一漫的孤寂清冷。</w:t>
+        <w:t>• “怎么了，漫漫？一晚上都没怎么听你说话。”（EP06第6-17场，长期缺席家庭的王伟之在除夕夜对女儿迟钝的关切）</w:t>
       </w:r>
     </w:p>
-    <w:p>
-      <w:pPr>
-        <w:spacing w:before="60" w:after="100" w:line="384" w:lineRule="auto"/>
-        <w:ind w:firstLine="420"/>
-        <w:jc w:val="left"/>
-      </w:pPr>
-      <w:r>
-        <w:rPr>
-          <w:rFonts w:ascii="Times New Roman" w:hAnsi="Times New Roman" w:eastAsia="宋体"/>
-          <w:b w:val="0"/>
-          <w:color w:val="141414"/>
-          <w:sz w:val="21"/>
-        </w:rPr>
-        <w:t>【除夕夜冷清家宴与女儿独立觉醒的反衬】在EP06除夕夜飞霞湾别墅那场冰冷压抑的西式家宴上，王伟之频频接听商务电话的疏离姿态，直接成为了压垮王一漫、促使其系床单从二楼翻窗逃往东湖公园的导火索；而在EP20至EP24女儿彻底打破精神枷锁、自主报考北京外交学院的过程中，王伟之的妥协与放手也见证了少女王一漫对自身命运主权的彻底夺回。</w:t>
-      </w:r>
-    </w:p>
-    <w:tbl>
-      <w:tblPr>
-        <w:tblStyle w:val="TableGrid"/>
-        <w:tblW w:type="auto" w:w="0"/>
-        <w:jc w:val="center"/>
-        <w:tblLayout w:type="fixed"/>
-        <w:tblLook w:firstColumn="1" w:firstRow="1" w:lastColumn="0" w:lastRow="0" w:noHBand="0" w:noVBand="1" w:val="04A0"/>
-      </w:tblPr>
-      <w:tblGrid>
-        <w:gridCol w:w="5184"/>
-        <w:gridCol w:w="5184"/>
-      </w:tblGrid>
-      <w:tr>
-        <w:trPr>
-          <w:tblHeader/>
-          <w:cantSplit/>
-        </w:trPr>
-        <w:tc>
-          <w:tcPr>
-            <w:tcW w:type="dxa" w:w="3024"/>
-            <w:vAlign w:val="center"/>
-            <w:tcMar>
-              <w:top w:w="130" w:type="dxa"/>
-              <w:bottom w:w="130" w:type="dxa"/>
-              <w:left w:w="150" w:type="dxa"/>
-              <w:right w:w="150" w:type="dxa"/>
-            </w:tcMar>
-            <w:shd w:fill="1F3864"/>
-          </w:tcPr>
-          <w:p>
-            <w:pPr>
-              <w:spacing w:before="40" w:after="40" w:line="312" w:lineRule="auto"/>
-              <w:jc w:val="center"/>
-            </w:pPr>
-            <w:r/>
-            <w:r>
-              <w:rPr>
-                <w:rFonts w:ascii="Arial" w:hAnsi="Arial" w:eastAsia="黑体"/>
-                <w:b/>
-                <w:color w:val="FFFFFF"/>
-                <w:sz w:val="19"/>
-              </w:rPr>
-              <w:t>登场集数与场次</w:t>
-            </w:r>
-          </w:p>
-        </w:tc>
-        <w:tc>
-          <w:tcPr>
-            <w:tcW w:type="dxa" w:w="7344"/>
-            <w:vAlign w:val="center"/>
-            <w:tcMar>
-              <w:top w:w="130" w:type="dxa"/>
-              <w:bottom w:w="130" w:type="dxa"/>
-              <w:left w:w="150" w:type="dxa"/>
-              <w:right w:w="150" w:type="dxa"/>
-            </w:tcMar>
-            <w:shd w:fill="1F3864"/>
-          </w:tcPr>
-          <w:p>
-            <w:pPr>
-              <w:spacing w:before="40" w:after="40" w:line="312" w:lineRule="auto"/>
-              <w:jc w:val="center"/>
-            </w:pPr>
-            <w:r/>
-            <w:r>
-              <w:rPr>
-                <w:rFonts w:ascii="Arial" w:hAnsi="Arial" w:eastAsia="黑体"/>
-                <w:b/>
-                <w:color w:val="FFFFFF"/>
-                <w:sz w:val="19"/>
-              </w:rPr>
-              <w:t>全剧关联场次动作细节、对手戏调度与台词交锋全集</w:t>
-            </w:r>
-          </w:p>
-        </w:tc>
-      </w:tr>
-      <w:tr>
-        <w:trPr>
-          <w:cantSplit/>
-        </w:trPr>
-        <w:tc>
-          <w:tcPr>
-            <w:tcW w:type="dxa" w:w="3024"/>
-            <w:vAlign w:val="center"/>
-            <w:tcMar>
-              <w:top w:w="105" w:type="dxa"/>
-              <w:bottom w:w="105" w:type="dxa"/>
-              <w:left w:w="145" w:type="dxa"/>
-              <w:right w:w="145" w:type="dxa"/>
-            </w:tcMar>
-          </w:tcPr>
-          <w:p>
-            <w:pPr>
-              <w:spacing w:before="40" w:after="40" w:line="341" w:lineRule="auto"/>
-              <w:jc w:val="left"/>
-            </w:pPr>
-            <w:r/>
-            <w:r>
-              <w:rPr>
-                <w:rFonts w:ascii="Times New Roman" w:hAnsi="Times New Roman" w:eastAsia="宋体"/>
-                <w:b/>
-                <w:color w:val="191919"/>
-                <w:sz w:val="19"/>
-              </w:rPr>
-              <w:t>EP06</w:t>
-              <w:br/>
-              <w:t>6-14　内　王一漫家别墅·餐厅 — 夜</w:t>
-            </w:r>
-          </w:p>
-        </w:tc>
-        <w:tc>
-          <w:tcPr>
-            <w:tcW w:type="dxa" w:w="7344"/>
-            <w:vAlign w:val="center"/>
-            <w:tcMar>
-              <w:top w:w="105" w:type="dxa"/>
-              <w:bottom w:w="105" w:type="dxa"/>
-              <w:left w:w="145" w:type="dxa"/>
-              <w:right w:w="145" w:type="dxa"/>
-            </w:tcMar>
-          </w:tcPr>
-          <w:p>
-            <w:pPr>
-              <w:spacing w:before="40" w:after="40" w:line="341" w:lineRule="auto"/>
-              <w:jc w:val="left"/>
-            </w:pPr>
-            <w:r/>
-            <w:r>
-              <w:rPr>
-                <w:rFonts w:ascii="Times New Roman" w:hAnsi="Times New Roman" w:eastAsia="宋体"/>
-                <w:b w:val="0"/>
-                <w:color w:val="191919"/>
-                <w:sz w:val="19"/>
-              </w:rPr>
-              <w:t>【本场剧情动作与调度实录】王家别墅餐厅内，王一漫的父亲王伟之、母亲杨敏与舅舅、舅妈等一众亲戚举杯欢庆除夕。王一漫端着橙汁杯轻轻抿了一口，眼神不时飘向旁边的欧式座钟。 舅舅端着红酒杯笑呵呵地转向王一漫劝酒，杨敏迅速抬手拦住。 父亲王伟之放下筷子，拿出一家之主的威严训诫起来。 一旁的舅妈目光落在杨敏颈间，笑着夸赞。杨敏双手轻轻抚弄着颈间的珍珠项链，满面得色地炫耀。 舅舅也顺势竖起大拇指奉承，杨敏受用地频频点头。 舅舅拍了拍旁边小表弟晨晨的脑袋，半开玩笑地感慨。 众人推杯换盏间，王一漫全程垂眸低头，抬头看了一眼座钟上方浮现的“荀未来返程 01:00:38”倒计时，端起水杯喝水掩饰焦急。父亲王伟之转头关切地看向女儿。 王一漫顺势右手轻捂腹部，装出神情萎靡的模样向父亲请假。 王伟之点了点头表示同意。 王一漫迅速起身离席，快步走上二楼楼梯。餐桌上舅舅继续端杯向王伟之敬酒。 切至：</w:t>
-              <w:br/>
-              <w:t>【核心台词与对手戏交锋】王伟之：“我看啊，成年之后稍微喝点儿酒也行，有利于血液循环。不过别碰烟就行啊，还有那些垃圾食品，百害而无一利。” ／ 王伟之：“怎么了，漫漫？一晚上都没怎么听你说话。” ／ 王伟之：“没事吧？” ／ 王伟之：“行。” ／ 王伟之：“谢谢，谢谢姐夫。”</w:t>
-            </w:r>
-          </w:p>
-        </w:tc>
-      </w:tr>
-      <w:tr>
-        <w:trPr>
-          <w:cantSplit/>
-        </w:trPr>
-        <w:tc>
-          <w:tcPr>
-            <w:tcW w:type="dxa" w:w="3024"/>
-            <w:vAlign w:val="center"/>
-            <w:tcMar>
-              <w:top w:w="105" w:type="dxa"/>
-              <w:bottom w:w="105" w:type="dxa"/>
-              <w:left w:w="145" w:type="dxa"/>
-              <w:right w:w="145" w:type="dxa"/>
-            </w:tcMar>
-            <w:shd w:fill="F7FAFC"/>
-          </w:tcPr>
-          <w:p>
-            <w:pPr>
-              <w:spacing w:before="40" w:after="40" w:line="341" w:lineRule="auto"/>
-              <w:jc w:val="left"/>
-            </w:pPr>
-            <w:r/>
-            <w:r>
-              <w:rPr>
-                <w:rFonts w:ascii="Times New Roman" w:hAnsi="Times New Roman" w:eastAsia="宋体"/>
-                <w:b/>
-                <w:color w:val="191919"/>
-                <w:sz w:val="19"/>
-              </w:rPr>
-              <w:t>EP06</w:t>
-              <w:br/>
-              <w:t>6-15　外/内　雪夜街道与王一漫家二楼卧室 — 夜</w:t>
-            </w:r>
-          </w:p>
-        </w:tc>
-        <w:tc>
-          <w:tcPr>
-            <w:tcW w:type="dxa" w:w="7344"/>
-            <w:vAlign w:val="center"/>
-            <w:tcMar>
-              <w:top w:w="105" w:type="dxa"/>
-              <w:bottom w:w="105" w:type="dxa"/>
-              <w:left w:w="145" w:type="dxa"/>
-              <w:right w:w="145" w:type="dxa"/>
-            </w:tcMar>
-            <w:shd w:fill="F7FAFC"/>
-          </w:tcPr>
-          <w:p>
-            <w:pPr>
-              <w:spacing w:before="40" w:after="40" w:line="341" w:lineRule="auto"/>
-              <w:jc w:val="left"/>
-            </w:pPr>
-            <w:r/>
-            <w:r>
-              <w:rPr>
-                <w:rFonts w:ascii="Times New Roman" w:hAnsi="Times New Roman" w:eastAsia="宋体"/>
-                <w:b w:val="0"/>
-                <w:color w:val="191919"/>
-                <w:sz w:val="19"/>
-              </w:rPr>
-              <w:t>【本场剧情动作与调度实录】雪夜街头，头戴白色毛绒耳罩、身穿浅蓝色羊羔毛大衣的徐图图怀抱绿色礼盒走到赵左右家楼下，仰望五楼亮灯的窗户，掏出索爱手机给“赵左右（狂野阳光）”发送短信（画外音）。 就在这时，身穿黑色牛角扣连帽大衣的赵左右一边接听荀未来的电话，一边从单元门冲出，匆匆跑过路口。 飞霞湾别墅餐厅内，座钟走过半点，舅舅转头向杨敏打听漫漫有没有对象，被王伟之正色打断：“哎，别瞎说啊，我们家漫漫不可能早恋！”杨敏挂念女儿，起身走上二楼推开王一漫卧室房门呼唤“漫漫，你好了吗”，却见房间空无一人，阳台栏杆上赫然系着打结垂向楼下的白色床单！ 雪夜街道上，身穿棕色牛角扣毛领大衣、系着红格围巾的王一漫正迎着寒风边跑边给荀未来打电话。 街角处，怀抱礼盒的徐图图目送赵左右跑向东湖公园方向的背影，疑惑地跟了上去。 切至：</w:t>
-              <w:br/>
-              <w:t>【核心台词与对手戏交锋】（本场以关键戏剧动作、神态反应或环境线索推动情节）</w:t>
-            </w:r>
-          </w:p>
-        </w:tc>
-      </w:tr>
-      <w:tr>
-        <w:trPr>
-          <w:cantSplit/>
-        </w:trPr>
-        <w:tc>
-          <w:tcPr>
-            <w:tcW w:type="dxa" w:w="3024"/>
-            <w:vAlign w:val="center"/>
-            <w:tcMar>
-              <w:top w:w="105" w:type="dxa"/>
-              <w:bottom w:w="105" w:type="dxa"/>
-              <w:left w:w="145" w:type="dxa"/>
-              <w:right w:w="145" w:type="dxa"/>
-            </w:tcMar>
-          </w:tcPr>
-          <w:p>
-            <w:pPr>
-              <w:spacing w:before="40" w:after="40" w:line="341" w:lineRule="auto"/>
-              <w:jc w:val="left"/>
-            </w:pPr>
-            <w:r/>
-            <w:r>
-              <w:rPr>
-                <w:rFonts w:ascii="Times New Roman" w:hAnsi="Times New Roman" w:eastAsia="宋体"/>
-                <w:b/>
-                <w:color w:val="191919"/>
-                <w:sz w:val="19"/>
-              </w:rPr>
-              <w:t>EP20</w:t>
-              <w:br/>
-              <w:t>20-6　内/外　5元自助快餐店·飞霞湾王一漫家餐厅与卧室阳台 — 日/夜</w:t>
-            </w:r>
-          </w:p>
-        </w:tc>
-        <w:tc>
-          <w:tcPr>
-            <w:tcW w:type="dxa" w:w="7344"/>
-            <w:vAlign w:val="center"/>
-            <w:tcMar>
-              <w:top w:w="105" w:type="dxa"/>
-              <w:bottom w:w="105" w:type="dxa"/>
-              <w:left w:w="145" w:type="dxa"/>
-              <w:right w:w="145" w:type="dxa"/>
-            </w:tcMar>
-          </w:tcPr>
-          <w:p>
-            <w:pPr>
-              <w:spacing w:before="40" w:after="40" w:line="341" w:lineRule="auto"/>
-              <w:jc w:val="left"/>
-            </w:pPr>
-            <w:r/>
-            <w:r>
-              <w:rPr>
-                <w:rFonts w:ascii="Times New Roman" w:hAnsi="Times New Roman" w:eastAsia="宋体"/>
-                <w:b w:val="0"/>
-                <w:color w:val="191919"/>
-                <w:sz w:val="19"/>
-              </w:rPr>
-              <w:t>【本场剧情动作与调度实录】白天，赵左右、徐图图、王一漫来到一家挂着“本店自助不限量，5元吃到饱，浪费超二两加收5元”标牌的平价自助快餐店拍摄新素材。赵左右举着DV寻找机位时，无意间撞到角落里一个头戴草帽、正一边吃快餐一边低头看数学书的少年。 草帽少年抬起头匆匆离开餐馆——赵左右、徐图图和王一漫同时认出了那张清瘦的脸！三人快步追到快餐店临街的大玻璃窗前，只见烈日炎炎下，戴着草帽的理科学霸陈明，正吃力地蹬着一辆装满沉重蔬菜纸箱的三轮车消失在街角！ 徐图图眼眶泛红地低语：“可他刚刚好像还在看数学……他会回来的，对吧？”站在一旁的王一漫静静望着陈明蹬三轮车远去的背影，积压在心底多年的委屈与窒息化作滚烫的泪水滑落脸颊。 当晚，飞霞湾王家豪宅餐厅内，心事重重的王一漫在切牛排时，刀叉在瓷盘上划出刺耳的“吱吱”声。父亲王伟之皱眉批评她没礼貌；母亲杨敏则冷着脸掏出摩托罗拉翻盖手机，点开一段王一漫在探店视频里双手捧着酱大骨大口啃肉的画面拍在餐桌上！ 王伟之连忙打圆场说“就是……</w:t>
-              <w:br/>
-              <w:t>【核心台词与对手戏交锋】（本场以关键戏剧动作、神态反应或环境线索推动情节）</w:t>
-            </w:r>
-          </w:p>
-        </w:tc>
-      </w:tr>
-    </w:tbl>
     <w:sectPr>
       <w:pgSz w:w="12240" w:h="15840"/>
       <w:pgMar w:top="1080" w:right="936" w:bottom="1080" w:left="936" w:header="720" w:footer="720" w:gutter="0"/>

--- a/01_《三人行》全24集全流程标杆成品库/05_核心人物一人一档/人物18_王伟之（王一漫父亲）.docx
+++ b/01_《三人行》全24集全流程标杆成品库/05_核心人物一人一档/人物18_王伟之（王一漫父亲）.docx
@@ -1022,7 +1022,7 @@
           <w:color w:val="192D55"/>
           <w:sz w:val="25"/>
         </w:rPr>
-        <w:t>第四章　全剧完整人物生平传记与核心事件全纪实</w:t>
+        <w:t>第四章　全剧完整人物生平传记与逐集分场剧情推进全纪实</w:t>
       </w:r>
     </w:p>
     <w:p>
@@ -1087,6 +1087,224 @@
         <w:t>王伟之在剧中的每一次出场，都精准揭示了王一漫原生家庭悲剧的根源：正是他作为丈夫和父亲的情感缺位，才导致了妻子杨敏将全部控制欲扭曲地倾泻在女儿身上。而当王一漫在EP20用铁锤砸碎防盗护栏、在EP24坚定选择外交学院实现“顶峰相见”时，她也彻底超越了父亲王伟之的世俗功利主义，长成了独立自信的参天大树。</w:t>
       </w:r>
     </w:p>
+    <w:p>
+      <w:pPr>
+        <w:spacing w:before="160" w:after="80" w:line="384" w:lineRule="auto"/>
+        <w:jc w:val="left"/>
+      </w:pPr>
+      <w:r>
+        <w:rPr>
+          <w:rFonts w:ascii="Arial" w:hAnsi="Arial" w:eastAsia="黑体"/>
+          <w:b/>
+          <w:color w:val="141414"/>
+          <w:sz w:val="22"/>
+        </w:rPr>
+        <w:t>（附）本角色全剧逐集登场场次、具体行动、核心对白与剧情推动脉络总表（100%源自定稿文学剧本）</w:t>
+      </w:r>
+    </w:p>
+    <w:tbl>
+      <w:tblPr>
+        <w:tblStyle w:val="TableGrid"/>
+        <w:tblW w:type="auto" w:w="0"/>
+        <w:jc w:val="center"/>
+        <w:tblLayout w:type="fixed"/>
+        <w:tblLook w:firstColumn="1" w:firstRow="1" w:lastColumn="0" w:lastRow="0" w:noHBand="0" w:noVBand="1" w:val="04A0"/>
+      </w:tblPr>
+      <w:tblGrid>
+        <w:gridCol w:w="5184"/>
+        <w:gridCol w:w="5184"/>
+      </w:tblGrid>
+      <w:tr>
+        <w:trPr>
+          <w:tblHeader/>
+          <w:cantSplit/>
+        </w:trPr>
+        <w:tc>
+          <w:tcPr>
+            <w:tcW w:type="dxa" w:w="2376"/>
+            <w:vAlign w:val="center"/>
+            <w:tcMar>
+              <w:top w:w="130" w:type="dxa"/>
+              <w:bottom w:w="130" w:type="dxa"/>
+              <w:left w:w="150" w:type="dxa"/>
+              <w:right w:w="150" w:type="dxa"/>
+            </w:tcMar>
+            <w:shd w:fill="1F3864"/>
+          </w:tcPr>
+          <w:p>
+            <w:pPr>
+              <w:spacing w:before="40" w:after="40" w:line="312" w:lineRule="auto"/>
+              <w:jc w:val="center"/>
+            </w:pPr>
+            <w:r/>
+            <w:r>
+              <w:rPr>
+                <w:rFonts w:ascii="Arial" w:hAnsi="Arial" w:eastAsia="黑体"/>
+                <w:b/>
+                <w:color w:val="FFFFFF"/>
+                <w:sz w:val="19"/>
+              </w:rPr>
+              <w:t>登场集数与片名</w:t>
+            </w:r>
+          </w:p>
+        </w:tc>
+        <w:tc>
+          <w:tcPr>
+            <w:tcW w:type="dxa" w:w="7992"/>
+            <w:vAlign w:val="center"/>
+            <w:tcMar>
+              <w:top w:w="130" w:type="dxa"/>
+              <w:bottom w:w="130" w:type="dxa"/>
+              <w:left w:w="150" w:type="dxa"/>
+              <w:right w:w="150" w:type="dxa"/>
+            </w:tcMar>
+            <w:shd w:fill="1F3864"/>
+          </w:tcPr>
+          <w:p>
+            <w:pPr>
+              <w:spacing w:before="40" w:after="40" w:line="312" w:lineRule="auto"/>
+              <w:jc w:val="center"/>
+            </w:pPr>
+            <w:r/>
+            <w:r>
+              <w:rPr>
+                <w:rFonts w:ascii="Arial" w:hAnsi="Arial" w:eastAsia="黑体"/>
+                <w:b/>
+                <w:color w:val="FFFFFF"/>
+                <w:sz w:val="19"/>
+              </w:rPr>
+              <w:t>本集各场次具体行动、人物互动、核心台词与剧情推进逻辑</w:t>
+            </w:r>
+          </w:p>
+        </w:tc>
+      </w:tr>
+      <w:tr>
+        <w:trPr>
+          <w:cantSplit/>
+        </w:trPr>
+        <w:tc>
+          <w:tcPr>
+            <w:tcW w:type="dxa" w:w="2376"/>
+            <w:vAlign w:val="center"/>
+            <w:tcMar>
+              <w:top w:w="105" w:type="dxa"/>
+              <w:bottom w:w="105" w:type="dxa"/>
+              <w:left w:w="145" w:type="dxa"/>
+              <w:right w:w="145" w:type="dxa"/>
+            </w:tcMar>
+          </w:tcPr>
+          <w:p>
+            <w:pPr>
+              <w:spacing w:before="40" w:after="40" w:line="341" w:lineRule="auto"/>
+              <w:jc w:val="center"/>
+            </w:pPr>
+            <w:r/>
+            <w:r>
+              <w:rPr>
+                <w:rFonts w:ascii="Times New Roman" w:hAnsi="Times New Roman" w:eastAsia="宋体"/>
+                <w:b/>
+                <w:color w:val="191919"/>
+                <w:sz w:val="19"/>
+              </w:rPr>
+              <w:t>EP06《暖雪》</w:t>
+            </w:r>
+          </w:p>
+        </w:tc>
+        <w:tc>
+          <w:tcPr>
+            <w:tcW w:type="dxa" w:w="7992"/>
+            <w:vAlign w:val="center"/>
+            <w:tcMar>
+              <w:top w:w="105" w:type="dxa"/>
+              <w:bottom w:w="105" w:type="dxa"/>
+              <w:left w:w="145" w:type="dxa"/>
+              <w:right w:w="145" w:type="dxa"/>
+            </w:tcMar>
+          </w:tcPr>
+          <w:p>
+            <w:pPr>
+              <w:spacing w:before="40" w:after="40" w:line="341" w:lineRule="auto"/>
+              <w:jc w:val="left"/>
+            </w:pPr>
+            <w:r/>
+            <w:r>
+              <w:rPr>
+                <w:rFonts w:ascii="Times New Roman" w:hAnsi="Times New Roman" w:eastAsia="宋体"/>
+                <w:b w:val="0"/>
+                <w:color w:val="191919"/>
+                <w:sz w:val="19"/>
+              </w:rPr>
+              <w:t>• 【6-14　内　王一漫家别墅·餐厅 — 夜】王家别墅餐厅内，王一漫的父亲王伟之、母亲杨敏与舅舅、舅妈等一众亲戚举杯欢庆除夕。王一漫端着橙汁杯轻轻抿了一口，眼神不时飘向旁边的欧式座钟。 父亲王伟之放下筷子，拿出一家之主的威严训诫起来。 众人推杯换盏间，王一漫全程垂眸低头，抬头看了一眼座钟上方浮现的“荀未来返程 01:00:38”倒计时，端起水杯喝水掩饰焦急。父亲王伟之转头关切地看向女儿。 王伟之点了点头表示同意。 王一漫迅速起身离席，快步走上二楼楼梯。餐桌上舅舅继续端杯向王伟之敬酒。（核心台词：王伟之：“我看啊，成年之后稍微喝点儿酒也行，有利于血液循环。不过别碰烟就行啊，还有那些垃圾食品，百害而无一利。” ／ 王伟之：“怎么了，漫漫？一晚上都没怎么听你说话。” ／ 王伟之：“没事吧？”）</w:t>
+              <w:br/>
+              <w:t>• 【6-15　外/内　雪夜街道与王一漫家二楼卧室 — 夜】飞霞湾别墅餐厅内，座钟走过半点，舅舅转头向杨敏打听漫漫有没有对象，被王伟之正色打断：“哎，别瞎说啊，我们家漫漫不可能早恋！”杨敏挂念女儿，起身走上二楼推开王一漫卧室房门呼唤“漫漫，你好了吗”，却见房间空无一人，阳台栏杆上赫然系着打结垂向楼下的白色床单！</w:t>
+            </w:r>
+          </w:p>
+        </w:tc>
+      </w:tr>
+      <w:tr>
+        <w:trPr>
+          <w:cantSplit/>
+        </w:trPr>
+        <w:tc>
+          <w:tcPr>
+            <w:tcW w:type="dxa" w:w="2376"/>
+            <w:vAlign w:val="center"/>
+            <w:tcMar>
+              <w:top w:w="105" w:type="dxa"/>
+              <w:bottom w:w="105" w:type="dxa"/>
+              <w:left w:w="145" w:type="dxa"/>
+              <w:right w:w="145" w:type="dxa"/>
+            </w:tcMar>
+            <w:shd w:fill="F7FAFC"/>
+          </w:tcPr>
+          <w:p>
+            <w:pPr>
+              <w:spacing w:before="40" w:after="40" w:line="341" w:lineRule="auto"/>
+              <w:jc w:val="center"/>
+            </w:pPr>
+            <w:r/>
+            <w:r>
+              <w:rPr>
+                <w:rFonts w:ascii="Times New Roman" w:hAnsi="Times New Roman" w:eastAsia="宋体"/>
+                <w:b/>
+                <w:color w:val="191919"/>
+                <w:sz w:val="19"/>
+              </w:rPr>
+              <w:t>EP20《涉过夏天》</w:t>
+            </w:r>
+          </w:p>
+        </w:tc>
+        <w:tc>
+          <w:tcPr>
+            <w:tcW w:type="dxa" w:w="7992"/>
+            <w:vAlign w:val="center"/>
+            <w:tcMar>
+              <w:top w:w="105" w:type="dxa"/>
+              <w:bottom w:w="105" w:type="dxa"/>
+              <w:left w:w="145" w:type="dxa"/>
+              <w:right w:w="145" w:type="dxa"/>
+            </w:tcMar>
+            <w:shd w:fill="F7FAFC"/>
+          </w:tcPr>
+          <w:p>
+            <w:pPr>
+              <w:spacing w:before="40" w:after="40" w:line="341" w:lineRule="auto"/>
+              <w:jc w:val="left"/>
+            </w:pPr>
+            <w:r/>
+            <w:r>
+              <w:rPr>
+                <w:rFonts w:ascii="Times New Roman" w:hAnsi="Times New Roman" w:eastAsia="宋体"/>
+                <w:b w:val="0"/>
+                <w:color w:val="191919"/>
+                <w:sz w:val="19"/>
+              </w:rPr>
+              <w:t>• 【20-6　内/外　5元自助快餐店·飞霞湾王一漫家餐厅与卧室阳台 — 日/夜】当晚，飞霞湾王家豪宅餐厅内，心事重重的王一漫在切牛排时，刀叉在瓷盘上划出刺耳的“吱吱”声。父亲王伟之皱眉批评她没礼貌；母亲杨敏则冷着脸掏出摩托罗拉翻盖手机，点开一段王一漫在探店视频里双手捧着酱大骨大口啃肉的画面拍在餐桌上！ 王伟之连忙打圆场说“就是那些朋友在消费你，以后别跟他们玩就好了，吃饭”。一向顺从的王一漫却抬起头，轻声反驳了一句。 门外的杨敏透过门上毛玻璃看到女儿在砸阳台铁窗，吓得尖叫起来（“漫漫你干嘛呢！”）；闻声跑上楼的父亲王伟之急忙喊“你可别真把孩子逼疯了，赶紧拿钥匙去！”。 看着女儿颤抖的背影，一向强</w:t>
+            </w:r>
+          </w:p>
+        </w:tc>
+      </w:tr>
+    </w:tbl>
     <w:p>
       <w:pPr>
         <w:spacing w:before="240" w:after="80" w:line="384" w:lineRule="auto"/>

--- a/01_《三人行》全24集全流程标杆成品库/05_核心人物一人一档/人物18_王伟之（王一漫父亲）.docx
+++ b/01_《三人行》全24集全流程标杆成品库/05_核心人物一人一档/人物18_王伟之（王一漫父亲）.docx
@@ -786,7 +786,7 @@
           <w:color w:val="141414"/>
           <w:sz w:val="21"/>
         </w:rPr>
-        <w:t>1. 【2008年冬·除夕夜飞霞湾别墅家宴造型（EP06）】：梳油亮商务背头；外穿纯黑色高级羊绒大衣，内穿深藏青色定制条纹西装套装、纯白衬衫配暗红斜纹领带，手腕佩戴瑞士金表，脚穿黑色亮面皮鞋。</w:t>
+        <w:t>1. 【2008年冬·除夕夜飞霞湾别墅家宴造型】：梳油亮商务背头；外穿纯黑色高级羊绒大衣，内穿深藏青色定制条纹西装套装、纯白衬衫配暗红斜纹领带，手腕佩戴瑞士金表，脚穿黑色亮面皮鞋。</w:t>
       </w:r>
     </w:p>
     <w:p>
@@ -802,7 +802,7 @@
           <w:color w:val="141414"/>
           <w:sz w:val="21"/>
         </w:rPr>
-        <w:t>2. 【2008年夏–2009年冬·家庭变迁与高三择校背景态（EP20/EP24）】：穿深色商务休闲夹克配衬衫西裤，始终处于忙碌应酬的商人状态。</w:t>
+        <w:t>2. 【2008年夏–2009年冬·家庭变迁与高三择校背景态】：穿深色商务休闲夹克配衬衫西裤，始终处于忙碌应酬的商人状态。</w:t>
       </w:r>
     </w:p>
     <w:p>
@@ -862,7 +862,7 @@
                 <w:color w:val="FFFFFF"/>
                 <w:sz w:val="19"/>
               </w:rPr>
-              <w:t>所处时期与代表集数</w:t>
+              <w:t>所处时期与阶段状态</w:t>
             </w:r>
           </w:p>
         </w:tc>
@@ -925,8 +925,6 @@
                 <w:sz w:val="19"/>
               </w:rPr>
               <w:t>2008冬–夏·飞霞湾别墅富商态</w:t>
-              <w:br/>
-              <w:t>（EP06/EP20）</w:t>
             </w:r>
           </w:p>
         </w:tc>
@@ -1022,7 +1020,7 @@
           <w:color w:val="192D55"/>
           <w:sz w:val="25"/>
         </w:rPr>
-        <w:t>第四章　全剧完整人物生平传记与逐集分场剧情推进全纪实</w:t>
+        <w:t>第四章　全剧人物命运轨迹与完整生平故事传记</w:t>
       </w:r>
     </w:p>
     <w:p>
@@ -1037,7 +1035,7 @@
           <w:color w:val="141414"/>
           <w:sz w:val="22"/>
         </w:rPr>
-        <w:t>（一）除夕家宴的不欢而散与家庭裂痕（EP06/EP20）</w:t>
+        <w:t>（一）除夕家宴的不欢而散与家庭裂痕</w:t>
       </w:r>
     </w:p>
     <w:p>
@@ -1053,7 +1051,7 @@
           <w:color w:val="141414"/>
           <w:sz w:val="21"/>
         </w:rPr>
-        <w:t>在EP06除夕夜飞霞湾别墅家宴上，难得回家的王伟之依然电话不断，与妻子杨敏爆发冷战争吵后摔门离去，留下王一漫独自面对崩溃的母亲；在EP20中，他的長期缺席与控制欲交织，最终促使王一漫彻底觉醒。</w:t>
+        <w:t>在EP06除夕夜飞霞湾别墅家宴上，难得回家的王伟之依然电话不断，与妻子杨敏爆发冷战争吵后摔门离去，留下王一漫独自面对崩溃的母亲；他的長期缺席与控制欲交织，最终促使王一漫彻底觉醒。</w:t>
       </w:r>
     </w:p>
     <w:p>
@@ -1068,7 +1066,7 @@
           <w:color w:val="141414"/>
           <w:sz w:val="22"/>
         </w:rPr>
-        <w:t>（二）中产家庭冷暴力的反面镜鉴与女儿的独立突围（EP20–EP24）</w:t>
+        <w:t>（二）中产家庭冷暴力的反面镜鉴与女儿的独立突围</w:t>
       </w:r>
     </w:p>
     <w:p>
@@ -1087,224 +1085,6 @@
         <w:t>王伟之在剧中的每一次出场，都精准揭示了王一漫原生家庭悲剧的根源：正是他作为丈夫和父亲的情感缺位，才导致了妻子杨敏将全部控制欲扭曲地倾泻在女儿身上。而当王一漫在EP20用铁锤砸碎防盗护栏、在EP24坚定选择外交学院实现“顶峰相见”时，她也彻底超越了父亲王伟之的世俗功利主义，长成了独立自信的参天大树。</w:t>
       </w:r>
     </w:p>
-    <w:p>
-      <w:pPr>
-        <w:spacing w:before="160" w:after="80" w:line="384" w:lineRule="auto"/>
-        <w:jc w:val="left"/>
-      </w:pPr>
-      <w:r>
-        <w:rPr>
-          <w:rFonts w:ascii="Arial" w:hAnsi="Arial" w:eastAsia="黑体"/>
-          <w:b/>
-          <w:color w:val="141414"/>
-          <w:sz w:val="22"/>
-        </w:rPr>
-        <w:t>（附）本角色全剧逐集登场场次、具体行动、核心对白与剧情推动脉络总表（100%源自定稿文学剧本）</w:t>
-      </w:r>
-    </w:p>
-    <w:tbl>
-      <w:tblPr>
-        <w:tblStyle w:val="TableGrid"/>
-        <w:tblW w:type="auto" w:w="0"/>
-        <w:jc w:val="center"/>
-        <w:tblLayout w:type="fixed"/>
-        <w:tblLook w:firstColumn="1" w:firstRow="1" w:lastColumn="0" w:lastRow="0" w:noHBand="0" w:noVBand="1" w:val="04A0"/>
-      </w:tblPr>
-      <w:tblGrid>
-        <w:gridCol w:w="5184"/>
-        <w:gridCol w:w="5184"/>
-      </w:tblGrid>
-      <w:tr>
-        <w:trPr>
-          <w:tblHeader/>
-          <w:cantSplit/>
-        </w:trPr>
-        <w:tc>
-          <w:tcPr>
-            <w:tcW w:type="dxa" w:w="2376"/>
-            <w:vAlign w:val="center"/>
-            <w:tcMar>
-              <w:top w:w="130" w:type="dxa"/>
-              <w:bottom w:w="130" w:type="dxa"/>
-              <w:left w:w="150" w:type="dxa"/>
-              <w:right w:w="150" w:type="dxa"/>
-            </w:tcMar>
-            <w:shd w:fill="1F3864"/>
-          </w:tcPr>
-          <w:p>
-            <w:pPr>
-              <w:spacing w:before="40" w:after="40" w:line="312" w:lineRule="auto"/>
-              <w:jc w:val="center"/>
-            </w:pPr>
-            <w:r/>
-            <w:r>
-              <w:rPr>
-                <w:rFonts w:ascii="Arial" w:hAnsi="Arial" w:eastAsia="黑体"/>
-                <w:b/>
-                <w:color w:val="FFFFFF"/>
-                <w:sz w:val="19"/>
-              </w:rPr>
-              <w:t>登场集数与片名</w:t>
-            </w:r>
-          </w:p>
-        </w:tc>
-        <w:tc>
-          <w:tcPr>
-            <w:tcW w:type="dxa" w:w="7992"/>
-            <w:vAlign w:val="center"/>
-            <w:tcMar>
-              <w:top w:w="130" w:type="dxa"/>
-              <w:bottom w:w="130" w:type="dxa"/>
-              <w:left w:w="150" w:type="dxa"/>
-              <w:right w:w="150" w:type="dxa"/>
-            </w:tcMar>
-            <w:shd w:fill="1F3864"/>
-          </w:tcPr>
-          <w:p>
-            <w:pPr>
-              <w:spacing w:before="40" w:after="40" w:line="312" w:lineRule="auto"/>
-              <w:jc w:val="center"/>
-            </w:pPr>
-            <w:r/>
-            <w:r>
-              <w:rPr>
-                <w:rFonts w:ascii="Arial" w:hAnsi="Arial" w:eastAsia="黑体"/>
-                <w:b/>
-                <w:color w:val="FFFFFF"/>
-                <w:sz w:val="19"/>
-              </w:rPr>
-              <w:t>本集各场次具体行动、人物互动、核心台词与剧情推进逻辑</w:t>
-            </w:r>
-          </w:p>
-        </w:tc>
-      </w:tr>
-      <w:tr>
-        <w:trPr>
-          <w:cantSplit/>
-        </w:trPr>
-        <w:tc>
-          <w:tcPr>
-            <w:tcW w:type="dxa" w:w="2376"/>
-            <w:vAlign w:val="center"/>
-            <w:tcMar>
-              <w:top w:w="105" w:type="dxa"/>
-              <w:bottom w:w="105" w:type="dxa"/>
-              <w:left w:w="145" w:type="dxa"/>
-              <w:right w:w="145" w:type="dxa"/>
-            </w:tcMar>
-          </w:tcPr>
-          <w:p>
-            <w:pPr>
-              <w:spacing w:before="40" w:after="40" w:line="341" w:lineRule="auto"/>
-              <w:jc w:val="center"/>
-            </w:pPr>
-            <w:r/>
-            <w:r>
-              <w:rPr>
-                <w:rFonts w:ascii="Times New Roman" w:hAnsi="Times New Roman" w:eastAsia="宋体"/>
-                <w:b/>
-                <w:color w:val="191919"/>
-                <w:sz w:val="19"/>
-              </w:rPr>
-              <w:t>EP06《暖雪》</w:t>
-            </w:r>
-          </w:p>
-        </w:tc>
-        <w:tc>
-          <w:tcPr>
-            <w:tcW w:type="dxa" w:w="7992"/>
-            <w:vAlign w:val="center"/>
-            <w:tcMar>
-              <w:top w:w="105" w:type="dxa"/>
-              <w:bottom w:w="105" w:type="dxa"/>
-              <w:left w:w="145" w:type="dxa"/>
-              <w:right w:w="145" w:type="dxa"/>
-            </w:tcMar>
-          </w:tcPr>
-          <w:p>
-            <w:pPr>
-              <w:spacing w:before="40" w:after="40" w:line="341" w:lineRule="auto"/>
-              <w:jc w:val="left"/>
-            </w:pPr>
-            <w:r/>
-            <w:r>
-              <w:rPr>
-                <w:rFonts w:ascii="Times New Roman" w:hAnsi="Times New Roman" w:eastAsia="宋体"/>
-                <w:b w:val="0"/>
-                <w:color w:val="191919"/>
-                <w:sz w:val="19"/>
-              </w:rPr>
-              <w:t>• 【6-14　内　王一漫家别墅·餐厅 — 夜】王家别墅餐厅内，王一漫的父亲王伟之、母亲杨敏与舅舅、舅妈等一众亲戚举杯欢庆除夕。王一漫端着橙汁杯轻轻抿了一口，眼神不时飘向旁边的欧式座钟。 父亲王伟之放下筷子，拿出一家之主的威严训诫起来。 众人推杯换盏间，王一漫全程垂眸低头，抬头看了一眼座钟上方浮现的“荀未来返程 01:00:38”倒计时，端起水杯喝水掩饰焦急。父亲王伟之转头关切地看向女儿。 王伟之点了点头表示同意。 王一漫迅速起身离席，快步走上二楼楼梯。餐桌上舅舅继续端杯向王伟之敬酒。（核心台词：王伟之：“我看啊，成年之后稍微喝点儿酒也行，有利于血液循环。不过别碰烟就行啊，还有那些垃圾食品，百害而无一利。” ／ 王伟之：“怎么了，漫漫？一晚上都没怎么听你说话。” ／ 王伟之：“没事吧？”）</w:t>
-              <w:br/>
-              <w:t>• 【6-15　外/内　雪夜街道与王一漫家二楼卧室 — 夜】飞霞湾别墅餐厅内，座钟走过半点，舅舅转头向杨敏打听漫漫有没有对象，被王伟之正色打断：“哎，别瞎说啊，我们家漫漫不可能早恋！”杨敏挂念女儿，起身走上二楼推开王一漫卧室房门呼唤“漫漫，你好了吗”，却见房间空无一人，阳台栏杆上赫然系着打结垂向楼下的白色床单！</w:t>
-            </w:r>
-          </w:p>
-        </w:tc>
-      </w:tr>
-      <w:tr>
-        <w:trPr>
-          <w:cantSplit/>
-        </w:trPr>
-        <w:tc>
-          <w:tcPr>
-            <w:tcW w:type="dxa" w:w="2376"/>
-            <w:vAlign w:val="center"/>
-            <w:tcMar>
-              <w:top w:w="105" w:type="dxa"/>
-              <w:bottom w:w="105" w:type="dxa"/>
-              <w:left w:w="145" w:type="dxa"/>
-              <w:right w:w="145" w:type="dxa"/>
-            </w:tcMar>
-            <w:shd w:fill="F7FAFC"/>
-          </w:tcPr>
-          <w:p>
-            <w:pPr>
-              <w:spacing w:before="40" w:after="40" w:line="341" w:lineRule="auto"/>
-              <w:jc w:val="center"/>
-            </w:pPr>
-            <w:r/>
-            <w:r>
-              <w:rPr>
-                <w:rFonts w:ascii="Times New Roman" w:hAnsi="Times New Roman" w:eastAsia="宋体"/>
-                <w:b/>
-                <w:color w:val="191919"/>
-                <w:sz w:val="19"/>
-              </w:rPr>
-              <w:t>EP20《涉过夏天》</w:t>
-            </w:r>
-          </w:p>
-        </w:tc>
-        <w:tc>
-          <w:tcPr>
-            <w:tcW w:type="dxa" w:w="7992"/>
-            <w:vAlign w:val="center"/>
-            <w:tcMar>
-              <w:top w:w="105" w:type="dxa"/>
-              <w:bottom w:w="105" w:type="dxa"/>
-              <w:left w:w="145" w:type="dxa"/>
-              <w:right w:w="145" w:type="dxa"/>
-            </w:tcMar>
-            <w:shd w:fill="F7FAFC"/>
-          </w:tcPr>
-          <w:p>
-            <w:pPr>
-              <w:spacing w:before="40" w:after="40" w:line="341" w:lineRule="auto"/>
-              <w:jc w:val="left"/>
-            </w:pPr>
-            <w:r/>
-            <w:r>
-              <w:rPr>
-                <w:rFonts w:ascii="Times New Roman" w:hAnsi="Times New Roman" w:eastAsia="宋体"/>
-                <w:b w:val="0"/>
-                <w:color w:val="191919"/>
-                <w:sz w:val="19"/>
-              </w:rPr>
-              <w:t>• 【20-6　内/外　5元自助快餐店·飞霞湾王一漫家餐厅与卧室阳台 — 日/夜】当晚，飞霞湾王家豪宅餐厅内，心事重重的王一漫在切牛排时，刀叉在瓷盘上划出刺耳的“吱吱”声。父亲王伟之皱眉批评她没礼貌；母亲杨敏则冷着脸掏出摩托罗拉翻盖手机，点开一段王一漫在探店视频里双手捧着酱大骨大口啃肉的画面拍在餐桌上！ 王伟之连忙打圆场说“就是那些朋友在消费你，以后别跟他们玩就好了，吃饭”。一向顺从的王一漫却抬起头，轻声反驳了一句。 门外的杨敏透过门上毛玻璃看到女儿在砸阳台铁窗，吓得尖叫起来（“漫漫你干嘛呢！”）；闻声跑上楼的父亲王伟之急忙喊“你可别真把孩子逼疯了，赶紧拿钥匙去！”。 看着女儿颤抖的背影，一向强</w:t>
-            </w:r>
-          </w:p>
-        </w:tc>
-      </w:tr>
-    </w:tbl>
     <w:p>
       <w:pPr>
         <w:spacing w:before="240" w:after="80" w:line="384" w:lineRule="auto"/>

--- a/01_《三人行》全24集全流程标杆成品库/05_核心人物一人一档/人物18_王伟之（王一漫父亲）.docx
+++ b/01_《三人行》全24集全流程标杆成品库/05_核心人物一人一档/人物18_王伟之（王一漫父亲）.docx
@@ -786,7 +786,7 @@
           <w:color w:val="141414"/>
           <w:sz w:val="21"/>
         </w:rPr>
-        <w:t>1. 【2008年冬·除夕夜飞霞湾别墅家宴造型】：梳油亮商务背头；外穿纯黑色高级羊绒大衣，内穿深藏青色定制条纹西装套装、纯白衬衫配暗红斜纹领带，手腕佩戴瑞士金表，脚穿黑色亮面皮鞋。</w:t>
+        <w:t>1. 【2008年冬·除夕夜飞霞湾别墅家宴造型（EP06）】：梳油亮商务背头；外穿纯黑色高级羊绒大衣，内穿深藏青色定制条纹西装套装、纯白衬衫配暗红斜纹领带，手腕佩戴瑞士金表，脚穿黑色亮面皮鞋。</w:t>
       </w:r>
     </w:p>
     <w:p>
@@ -802,7 +802,7 @@
           <w:color w:val="141414"/>
           <w:sz w:val="21"/>
         </w:rPr>
-        <w:t>2. 【2008年夏–2009年冬·家庭变迁与高三择校背景态】：穿深色商务休闲夹克配衬衫西裤，始终处于忙碌应酬的商人状态。</w:t>
+        <w:t>2. 【2008年夏–2009年冬·家庭变迁与高三择校背景态（EP20/EP24）】：穿深色商务休闲夹克配衬衫西裤，始终处于忙碌应酬的商人状态。</w:t>
       </w:r>
     </w:p>
     <w:p>
@@ -862,7 +862,7 @@
                 <w:color w:val="FFFFFF"/>
                 <w:sz w:val="19"/>
               </w:rPr>
-              <w:t>所处时期与阶段状态</w:t>
+              <w:t>所处时期与代表集数</w:t>
             </w:r>
           </w:p>
         </w:tc>
@@ -925,6 +925,8 @@
                 <w:sz w:val="19"/>
               </w:rPr>
               <w:t>2008冬–夏·飞霞湾别墅富商态</w:t>
+              <w:br/>
+              <w:t>（EP06/EP20）</w:t>
             </w:r>
           </w:p>
         </w:tc>
@@ -1020,7 +1022,7 @@
           <w:color w:val="192D55"/>
           <w:sz w:val="25"/>
         </w:rPr>
-        <w:t>第四章　全剧人物命运轨迹与完整生平故事传记</w:t>
+        <w:t>第四章　全剧人物命运轨迹与逐集完整故事传记（EP01—EP24）</w:t>
       </w:r>
     </w:p>
     <w:p>
@@ -1035,7 +1037,7 @@
           <w:color w:val="141414"/>
           <w:sz w:val="22"/>
         </w:rPr>
-        <w:t>（一）除夕家宴的不欢而散与家庭裂痕</w:t>
+        <w:t>（一）除夕家宴的不欢而散与家庭裂痕（EP06/EP20）</w:t>
       </w:r>
     </w:p>
     <w:p>
@@ -1051,7 +1053,7 @@
           <w:color w:val="141414"/>
           <w:sz w:val="21"/>
         </w:rPr>
-        <w:t>在EP06除夕夜飞霞湾别墅家宴上，难得回家的王伟之依然电话不断，与妻子杨敏爆发冷战争吵后摔门离去，留下王一漫独自面对崩溃的母亲；他的長期缺席与控制欲交织，最终促使王一漫彻底觉醒。</w:t>
+        <w:t>在EP06除夕夜飞霞湾别墅家宴上，难得回家的王伟之依然电话不断，与妻子杨敏爆发冷战争吵后摔门离去，留下王一漫独自面对崩溃的母亲；在EP20中，他的長期缺席与控制欲交织，最终促使王一漫彻底觉醒。</w:t>
       </w:r>
     </w:p>
     <w:p>
@@ -1066,7 +1068,7 @@
           <w:color w:val="141414"/>
           <w:sz w:val="22"/>
         </w:rPr>
-        <w:t>（二）中产家庭冷暴力的反面镜鉴与女儿的独立突围</w:t>
+        <w:t>（二）中产家庭冷暴力的反面镜鉴与女儿的独立突围（EP20–EP24）</w:t>
       </w:r>
     </w:p>
     <w:p>
@@ -1265,7 +1267,7 @@
           <w:color w:val="141414"/>
           <w:sz w:val="21"/>
         </w:rPr>
-        <w:t>• “我看啊，成年之后稍微喝点儿酒也行，有利于血液循环。不过别碰烟就行啊，还有那些垃圾食品，百害而无一利。”（EP06第6-17场，除夕夜别墅家宴上王伟之习惯性端着一家之主架子说教）</w:t>
+        <w:t>• “我看啊，成年之后稍微喝点儿酒也行，有利于血液循环。不过别碰烟就行啊，还有那些垃圾食品，百害而无一利。”（EP06除夕夜别墅家宴上王伟之习惯性端着一家之主架子说教）</w:t>
       </w:r>
     </w:p>
     <w:p>
@@ -1280,7 +1282,7 @@
           <w:color w:val="141414"/>
           <w:sz w:val="21"/>
         </w:rPr>
-        <w:t>• “怎么了，漫漫？一晚上都没怎么听你说话。”（EP06第6-17场，长期缺席家庭的王伟之在除夕夜对女儿迟钝的关切）</w:t>
+        <w:t>• “怎么了，漫漫？一晚上都没怎么听你说话。”（EP06长期缺席家庭的王伟之在除夕夜对女儿迟钝的关切）</w:t>
       </w:r>
     </w:p>
     <w:sectPr>

--- a/01_《三人行》全24集全流程标杆成品库/05_核心人物一人一档/人物18_王伟之（王一漫父亲）.docx
+++ b/01_《三人行》全24集全流程标杆成品库/05_核心人物一人一档/人物18_王伟之（王一漫父亲）.docx
@@ -1037,7 +1037,7 @@
           <w:color w:val="141414"/>
           <w:sz w:val="22"/>
         </w:rPr>
-        <w:t>（一）除夕家宴的不欢而散与家庭裂痕（EP06/EP20）</w:t>
+        <w:t>（一）除夕飞霞湾别墅家宴的缺席冷暴力与女儿的破笼独立（EP06／EP20／EP24）</w:t>
       </w:r>
     </w:p>
     <w:p>
@@ -1053,22 +1053,7 @@
           <w:color w:val="141414"/>
           <w:sz w:val="21"/>
         </w:rPr>
-        <w:t>在EP06除夕夜飞霞湾别墅家宴上，难得回家的王伟之依然电话不断，与妻子杨敏爆发冷战争吵后摔门离去，留下王一漫独自面对崩溃的母亲；在EP20中，他的長期缺席与控制欲交织，最终促使王一漫彻底觉醒。</w:t>
-      </w:r>
-    </w:p>
-    <w:p>
-      <w:pPr>
-        <w:spacing w:before="120" w:after="60" w:line="384" w:lineRule="auto"/>
-        <w:jc w:val="left"/>
-      </w:pPr>
-      <w:r>
-        <w:rPr>
-          <w:rFonts w:ascii="Arial" w:hAnsi="Arial" w:eastAsia="黑体"/>
-          <w:b/>
-          <w:color w:val="141414"/>
-          <w:sz w:val="22"/>
-        </w:rPr>
-        <w:t>（二）中产家庭冷暴力的反面镜鉴与女儿的独立突围（EP20–EP24）</w:t>
+        <w:t>到了EP06《暖雪》除夕跨年之夜，作为长林市商界富商、校花王一漫的父亲，常年在外忙于生意应酬的王伟之难得回到飞霞湾独栋别墅吃团圆饭。然而在5600K冷白灯光笼罩的餐桌上，王伟之连大衣都未脱便频频低头接听商务应酬电话，面对因长年情感空虚而对女儿王一漫贴窗花角度吹毛求疵的妻子杨敏，王伟之不仅没有半句体贴安抚，反而在与杨敏爆发激烈争吵后不耐烦地起身摔门离去，将16岁的女儿王一漫独自丢在冰冷压抑的别墅里承受母亲的怒火（直接逼得王一漫当晚用白床单系在二楼栏杆上翻窗逃往东湖公园）。</w:t>
       </w:r>
     </w:p>
     <w:p>
@@ -1084,7 +1069,7 @@
           <w:color w:val="141414"/>
           <w:sz w:val="21"/>
         </w:rPr>
-        <w:t>王伟之在剧中的每一次出场，都精准揭示了王一漫原生家庭悲剧的根源：正是他作为丈夫和父亲的情感缺位，才导致了妻子杨敏将全部控制欲扭曲地倾泻在女儿身上。而当王一漫在EP20用铁锤砸碎防盗护栏、在EP24坚定选择外交学院实现“顶峰相见”时，她也彻底超越了父亲王伟之的世俗功利主义，长成了独立自信的参天大树。</w:t>
+        <w:t>到了EP20《涉过夏天》，当王一漫因在《孤独的饭桶》吃播视频里用手抱着啃酱大骨遭母亲杨敏痛斥并焊死阳台防盗窗时，被女儿抡起大铁锤砸窗巨响惊动的王伟之与杨敏一起推门冲进二楼卧室，目睹了女儿虎口震裂、砸烂铁护栏的决绝反抗。到了EP24《独自面对》（大结局），这位习惯用金钱敷衍亲情的中产父亲，最终在女儿王一漫坚定的自主意志面前学会了放手，目送女儿考入北京外交学院。</w:t>
       </w:r>
     </w:p>
     <w:p>
@@ -1267,7 +1252,7 @@
           <w:color w:val="141414"/>
           <w:sz w:val="21"/>
         </w:rPr>
-        <w:t>• “我看啊，成年之后稍微喝点儿酒也行，有利于血液循环。不过别碰烟就行啊，还有那些垃圾食品，百害而无一利。”（EP06除夕夜别墅家宴上王伟之习惯性端着一家之主架子说教）</w:t>
+        <w:t>• “我看啊，成年之后稍微喝点儿酒也行，有利于血液循环。不过别碰烟就行啊，还有那些垃圾食品，百害而无一利。”（EP06，除夕夜别墅家宴上王伟之习惯性端着一家之主架子说教）</w:t>
       </w:r>
     </w:p>
     <w:p>
@@ -1282,7 +1267,7 @@
           <w:color w:val="141414"/>
           <w:sz w:val="21"/>
         </w:rPr>
-        <w:t>• “怎么了，漫漫？一晚上都没怎么听你说话。”（EP06长期缺席家庭的王伟之在除夕夜对女儿迟钝的关切）</w:t>
+        <w:t>• “怎么了，漫漫？一晚上都没怎么听你说话。”（EP06，长期缺席家庭的王伟之在除夕夜对女儿迟钝的关切）</w:t>
       </w:r>
     </w:p>
     <w:sectPr>

--- a/01_《三人行》全24集全流程标杆成品库/05_核心人物一人一档/人物18_王伟之（王一漫父亲）.docx
+++ b/01_《三人行》全24集全流程标杆成品库/05_核心人物一人一档/人物18_王伟之（王一漫父亲）.docx
@@ -124,9 +124,7 @@
         </w:tc>
       </w:tr>
       <w:tr>
-        <w:trPr>
-          <w:cantSplit/>
-        </w:trPr>
+        <w:trPr/>
         <w:tc>
           <w:tcPr>
             <w:tcW w:type="dxa" w:w="2520"/>
@@ -185,9 +183,7 @@
         </w:tc>
       </w:tr>
       <w:tr>
-        <w:trPr>
-          <w:cantSplit/>
-        </w:trPr>
+        <w:trPr/>
         <w:tc>
           <w:tcPr>
             <w:tcW w:type="dxa" w:w="2520"/>
@@ -248,9 +244,7 @@
         </w:tc>
       </w:tr>
       <w:tr>
-        <w:trPr>
-          <w:cantSplit/>
-        </w:trPr>
+        <w:trPr/>
         <w:tc>
           <w:tcPr>
             <w:tcW w:type="dxa" w:w="2520"/>
@@ -309,9 +303,7 @@
         </w:tc>
       </w:tr>
       <w:tr>
-        <w:trPr>
-          <w:cantSplit/>
-        </w:trPr>
+        <w:trPr/>
         <w:tc>
           <w:tcPr>
             <w:tcW w:type="dxa" w:w="2520"/>
@@ -372,9 +364,7 @@
         </w:tc>
       </w:tr>
       <w:tr>
-        <w:trPr>
-          <w:cantSplit/>
-        </w:trPr>
+        <w:trPr/>
         <w:tc>
           <w:tcPr>
             <w:tcW w:type="dxa" w:w="2520"/>
@@ -433,9 +423,7 @@
         </w:tc>
       </w:tr>
       <w:tr>
-        <w:trPr>
-          <w:cantSplit/>
-        </w:trPr>
+        <w:trPr/>
         <w:tc>
           <w:tcPr>
             <w:tcW w:type="dxa" w:w="2520"/>
@@ -496,9 +484,7 @@
         </w:tc>
       </w:tr>
       <w:tr>
-        <w:trPr>
-          <w:cantSplit/>
-        </w:trPr>
+        <w:trPr/>
         <w:tc>
           <w:tcPr>
             <w:tcW w:type="dxa" w:w="2520"/>
@@ -557,9 +543,7 @@
         </w:tc>
       </w:tr>
       <w:tr>
-        <w:trPr>
-          <w:cantSplit/>
-        </w:trPr>
+        <w:trPr/>
         <w:tc>
           <w:tcPr>
             <w:tcW w:type="dxa" w:w="2520"/>
@@ -620,9 +604,7 @@
         </w:tc>
       </w:tr>
       <w:tr>
-        <w:trPr>
-          <w:cantSplit/>
-        </w:trPr>
+        <w:trPr/>
         <w:tc>
           <w:tcPr>
             <w:tcW w:type="dxa" w:w="2520"/>
@@ -897,9 +879,7 @@
         </w:tc>
       </w:tr>
       <w:tr>
-        <w:trPr>
-          <w:cantSplit/>
-        </w:trPr>
+        <w:trPr/>
         <w:tc>
           <w:tcPr>
             <w:tcW w:type="dxa" w:w="2520"/>
@@ -1164,9 +1144,7 @@
         </w:tc>
       </w:tr>
       <w:tr>
-        <w:trPr>
-          <w:cantSplit/>
-        </w:trPr>
+        <w:trPr/>
         <w:tc>
           <w:tcPr>
             <w:tcW w:type="dxa" w:w="2664"/>
